--- a/klagomål/A 7107-2023 FSC-klagomål.docx
+++ b/klagomål/A 7107-2023 FSC-klagomål.docx
@@ -710,7 +710,7 @@
     <w:r>
       <w:tab/>
       <w:tab/>
-      <w:t>2026-09-14</w:t>
+      <w:t>2026-09-15</w:t>
       <w:br/>
       <w:br/>
     </w:r>

--- a/klagomål/A 7107-2023 FSC-klagomål.docx
+++ b/klagomål/A 7107-2023 FSC-klagomål.docx
@@ -710,7 +710,7 @@
     <w:r>
       <w:tab/>
       <w:tab/>
-      <w:t>2026-09-15</w:t>
+      <w:t>2026-09-16</w:t>
       <w:br/>
       <w:br/>
     </w:r>

--- a/klagomål/A 7107-2023 FSC-klagomål.docx
+++ b/klagomål/A 7107-2023 FSC-klagomål.docx
@@ -710,7 +710,7 @@
     <w:r>
       <w:tab/>
       <w:tab/>
-      <w:t>2026-09-16</w:t>
+      <w:t>2026-09-17</w:t>
       <w:br/>
       <w:br/>
     </w:r>

--- a/klagomål/A 7107-2023 FSC-klagomål.docx
+++ b/klagomål/A 7107-2023 FSC-klagomål.docx
@@ -710,7 +710,7 @@
     <w:r>
       <w:tab/>
       <w:tab/>
-      <w:t>2026-09-17</w:t>
+      <w:t>2026-09-18</w:t>
       <w:br/>
       <w:br/>
     </w:r>

--- a/klagomål/A 7107-2023 FSC-klagomål.docx
+++ b/klagomål/A 7107-2023 FSC-klagomål.docx
@@ -710,7 +710,7 @@
     <w:r>
       <w:tab/>
       <w:tab/>
-      <w:t>2026-09-18</w:t>
+      <w:t>2026-09-19</w:t>
       <w:br/>
       <w:br/>
     </w:r>

--- a/klagomål/A 7107-2023 FSC-klagomål.docx
+++ b/klagomål/A 7107-2023 FSC-klagomål.docx
@@ -710,7 +710,7 @@
     <w:r>
       <w:tab/>
       <w:tab/>
-      <w:t>2026-09-19</w:t>
+      <w:t>2026-09-21</w:t>
       <w:br/>
       <w:br/>
     </w:r>

--- a/klagomål/A 7107-2023 FSC-klagomål.docx
+++ b/klagomål/A 7107-2023 FSC-klagomål.docx
@@ -710,7 +710,7 @@
     <w:r>
       <w:tab/>
       <w:tab/>
-      <w:t>2026-09-21</w:t>
+      <w:t>2026-09-23</w:t>
       <w:br/>
       <w:br/>
     </w:r>

--- a/klagomål/A 7107-2023 FSC-klagomål.docx
+++ b/klagomål/A 7107-2023 FSC-klagomål.docx
@@ -710,7 +710,7 @@
     <w:r>
       <w:tab/>
       <w:tab/>
-      <w:t>2026-09-23</w:t>
+      <w:t>2026-09-24</w:t>
       <w:br/>
       <w:br/>
     </w:r>

--- a/klagomål/A 7107-2023 FSC-klagomål.docx
+++ b/klagomål/A 7107-2023 FSC-klagomål.docx
@@ -710,7 +710,7 @@
     <w:r>
       <w:tab/>
       <w:tab/>
-      <w:t>2026-09-24</w:t>
+      <w:t>2026-09-25</w:t>
       <w:br/>
       <w:br/>
     </w:r>

--- a/klagomål/A 7107-2023 FSC-klagomål.docx
+++ b/klagomål/A 7107-2023 FSC-klagomål.docx
@@ -710,7 +710,7 @@
     <w:r>
       <w:tab/>
       <w:tab/>
-      <w:t>2026-09-25</w:t>
+      <w:t>2026-09-26</w:t>
       <w:br/>
       <w:br/>
     </w:r>

--- a/klagomål/A 7107-2023 FSC-klagomål.docx
+++ b/klagomål/A 7107-2023 FSC-klagomål.docx
@@ -710,7 +710,7 @@
     <w:r>
       <w:tab/>
       <w:tab/>
-      <w:t>2026-09-26</w:t>
+      <w:t>2026-09-27</w:t>
       <w:br/>
       <w:br/>
     </w:r>

--- a/klagomål/A 7107-2023 FSC-klagomål.docx
+++ b/klagomål/A 7107-2023 FSC-klagomål.docx
@@ -710,7 +710,7 @@
     <w:r>
       <w:tab/>
       <w:tab/>
-      <w:t>2026-09-27</w:t>
+      <w:t>2026-09-28</w:t>
       <w:br/>
       <w:br/>
     </w:r>

--- a/klagomål/A 7107-2023 FSC-klagomål.docx
+++ b/klagomål/A 7107-2023 FSC-klagomål.docx
@@ -710,7 +710,7 @@
     <w:r>
       <w:tab/>
       <w:tab/>
-      <w:t>2026-09-28</w:t>
+      <w:t>2026-09-29</w:t>
       <w:br/>
       <w:br/>
     </w:r>

--- a/klagomål/A 7107-2023 FSC-klagomål.docx
+++ b/klagomål/A 7107-2023 FSC-klagomål.docx
@@ -710,7 +710,7 @@
     <w:r>
       <w:tab/>
       <w:tab/>
-      <w:t>2026-09-29</w:t>
+      <w:t>2026-09-30</w:t>
       <w:br/>
       <w:br/>
     </w:r>

--- a/klagomål/A 7107-2023 FSC-klagomål.docx
+++ b/klagomål/A 7107-2023 FSC-klagomål.docx
@@ -710,7 +710,7 @@
     <w:r>
       <w:tab/>
       <w:tab/>
-      <w:t>2026-09-30</w:t>
+      <w:t>2026-10-01</w:t>
       <w:br/>
       <w:br/>
     </w:r>

--- a/klagomål/A 7107-2023 FSC-klagomål.docx
+++ b/klagomål/A 7107-2023 FSC-klagomål.docx
@@ -710,7 +710,7 @@
     <w:r>
       <w:tab/>
       <w:tab/>
-      <w:t>2026-10-01</w:t>
+      <w:t>2026-10-02</w:t>
       <w:br/>
       <w:br/>
     </w:r>

--- a/klagomål/A 7107-2023 FSC-klagomål.docx
+++ b/klagomål/A 7107-2023 FSC-klagomål.docx
@@ -710,7 +710,7 @@
     <w:r>
       <w:tab/>
       <w:tab/>
-      <w:t>2026-10-02</w:t>
+      <w:t>2026-10-03</w:t>
       <w:br/>
       <w:br/>
     </w:r>

--- a/klagomål/A 7107-2023 FSC-klagomål.docx
+++ b/klagomål/A 7107-2023 FSC-klagomål.docx
@@ -710,7 +710,7 @@
     <w:r>
       <w:tab/>
       <w:tab/>
-      <w:t>2026-10-03</w:t>
+      <w:t>2026-10-04</w:t>
       <w:br/>
       <w:br/>
     </w:r>

--- a/klagomål/A 7107-2023 FSC-klagomål.docx
+++ b/klagomål/A 7107-2023 FSC-klagomål.docx
@@ -710,7 +710,7 @@
     <w:r>
       <w:tab/>
       <w:tab/>
-      <w:t>2026-10-04</w:t>
+      <w:t>2026-10-05</w:t>
       <w:br/>
       <w:br/>
     </w:r>

--- a/klagomål/A 7107-2023 FSC-klagomål.docx
+++ b/klagomål/A 7107-2023 FSC-klagomål.docx
@@ -178,7 +178,7 @@
       <w:r>
         <w:drawing>
           <wp:inline xmlns:a="http://schemas.openxmlformats.org/drawingml/2006/main" xmlns:pic="http://schemas.openxmlformats.org/drawingml/2006/picture">
-            <wp:extent cx="5486400" cy="5150806"/>
+            <wp:extent cx="5486400" cy="5269584"/>
             <wp:docPr id="1" name="Picture 1"/>
             <wp:cNvGraphicFramePr>
               <a:graphicFrameLocks noChangeAspect="1"/>
@@ -199,7 +199,7 @@
                   <pic:spPr>
                     <a:xfrm>
                       <a:off x="0" y="0"/>
-                      <a:ext cx="5486400" cy="5150806"/>
+                      <a:ext cx="5486400" cy="5269584"/>
                     </a:xfrm>
                     <a:prstGeom prst="rect"/>
                   </pic:spPr>
@@ -221,7 +221,7 @@
     </w:p>
     <w:p>
       <w:r>
-        <w:t>Inom 23 meter från avverkningsanmälan finns fynd av 2 naturvårdsarter, varav 2 är typiska (T) och 2 är signalarter (S): barkticka (S, T) och fällmossa (S, T). Se Figur 1.</w:t>
+        <w:t>Inom 23 meter från avverkningsanmälan finns fynd av 3 naturvårdsarter, varav 1 är rödlistad, 3 är typiska (T) och 2 är signalarter (S): vippärt (NT, T), barkticka (S, T) och fällmossa (S, T). Se Figur 1.</w:t>
       </w:r>
     </w:p>
     <w:p>
@@ -245,6 +245,35 @@
     <w:p>
       <w:r>
         <w:t>Nedan följer beskrivningar av de naturvårdsarter och fridlysta arter som har sina livsmiljöer och växtplatser i den avverkningsanmälda skogen. De påträffade naturvårdsarterna är ett tydligt kvitto på att det rör sig om en skog med höga naturvärden.</w:t>
+      </w:r>
+    </w:p>
+    <w:p>
+      <w:r>
+        <w:rPr>
+          <w:b/>
+        </w:rPr>
+        <w:t xml:space="preserve">Vippärt (NT) </w:t>
+      </w:r>
+      <w:r>
+        <w:t xml:space="preserve">är en kalkgynnad, värmeälskande växt som påträffas i olika ljusöppna rika ädellövskogar och lundar. Ofta växer den i bryn och sydvända sluttningar, gärna på blockrika marker och visar på skydddsvärda skogsmiljöer med långvarig kontinuitet, såväl i rika ädellövskogar som kalkbarrskogar. På blad av främst gökärt men även på vippärt kan den rödlistade fjärilen snedsträckad gökärtsmal (NT) påträffas. Fjärilens larver gör stora, undersidiga blåsminor i bladen av värdväxten. Bladen buktar därmed starkt och är marmorerade på ovansidan, medan minans undersida är silvervit. Fjärilens kokong är ockragul och fäst vid något föremål på marken. Vippärt är typisk art för </w:t>
+      </w:r>
+      <w:r>
+        <w:rPr>
+          <w:i/>
+        </w:rPr>
+        <w:t>9060 Åsbarrskog</w:t>
+      </w:r>
+      <w:r>
+        <w:t xml:space="preserve"> och </w:t>
+      </w:r>
+      <w:r>
+        <w:rPr>
+          <w:i/>
+        </w:rPr>
+        <w:t>1610 Åsöar i Östersjön</w:t>
+      </w:r>
+      <w:r>
+        <w:t xml:space="preserve"> (Nitare &amp; Skogsstyrelsen, 2019; SLU Artdatabanken, 2026).</w:t>
       </w:r>
     </w:p>
     <w:p>
@@ -395,7 +424,7 @@
         <w:rPr>
           <w:i/>
         </w:rPr>
-        <w:t>I det avverkningsanmälda skogsområdet har 2 naturvårdsarter varav 0 rödlistade arter sina livsmiljöer och växtplatser.</w:t>
+        <w:t>I det avverkningsanmälda skogsområdet har 3 naturvårdsarter varav 1 rödlistade arter sina livsmiljöer och växtplatser.</w:t>
       </w:r>
     </w:p>
     <w:p>
@@ -710,7 +739,7 @@
     <w:r>
       <w:tab/>
       <w:tab/>
-      <w:t>2026-10-05</w:t>
+      <w:t>2026-10-06</w:t>
       <w:br/>
       <w:br/>
     </w:r>

--- a/klagomål/A 7107-2023 FSC-klagomål.docx
+++ b/klagomål/A 7107-2023 FSC-klagomål.docx
@@ -739,7 +739,7 @@
     <w:r>
       <w:tab/>
       <w:tab/>
-      <w:t>2026-10-06</w:t>
+      <w:t>2026-10-07</w:t>
       <w:br/>
       <w:br/>
     </w:r>

--- a/klagomål/A 7107-2023 FSC-klagomål.docx
+++ b/klagomål/A 7107-2023 FSC-klagomål.docx
@@ -739,7 +739,7 @@
     <w:r>
       <w:tab/>
       <w:tab/>
-      <w:t>2026-10-07</w:t>
+      <w:t>2026-10-08</w:t>
       <w:br/>
       <w:br/>
     </w:r>

--- a/klagomål/A 7107-2023 FSC-klagomål.docx
+++ b/klagomål/A 7107-2023 FSC-klagomål.docx
@@ -739,7 +739,7 @@
     <w:r>
       <w:tab/>
       <w:tab/>
-      <w:t>2026-10-08</w:t>
+      <w:t>2026-10-09</w:t>
       <w:br/>
       <w:br/>
     </w:r>

--- a/klagomål/A 7107-2023 FSC-klagomål.docx
+++ b/klagomål/A 7107-2023 FSC-klagomål.docx
@@ -739,7 +739,7 @@
     <w:r>
       <w:tab/>
       <w:tab/>
-      <w:t>2026-10-09</w:t>
+      <w:t>2026-10-10</w:t>
       <w:br/>
       <w:br/>
     </w:r>

--- a/klagomål/A 7107-2023 FSC-klagomål.docx
+++ b/klagomål/A 7107-2023 FSC-klagomål.docx
@@ -739,7 +739,7 @@
     <w:r>
       <w:tab/>
       <w:tab/>
-      <w:t>2026-10-10</w:t>
+      <w:t>2026-10-11</w:t>
       <w:br/>
       <w:br/>
     </w:r>

--- a/klagomål/A 7107-2023 FSC-klagomål.docx
+++ b/klagomål/A 7107-2023 FSC-klagomål.docx
@@ -739,7 +739,7 @@
     <w:r>
       <w:tab/>
       <w:tab/>
-      <w:t>2026-10-17</w:t>
+      <w:t>2026-10-18</w:t>
       <w:br/>
       <w:br/>
     </w:r>

--- a/klagomål/A 7107-2023 FSC-klagomål.docx
+++ b/klagomål/A 7107-2023 FSC-klagomål.docx
@@ -739,7 +739,7 @@
     <w:r>
       <w:tab/>
       <w:tab/>
-      <w:t>2026-10-18</w:t>
+      <w:t>2026-10-19</w:t>
       <w:br/>
       <w:br/>
     </w:r>

--- a/klagomål/A 7107-2023 FSC-klagomål.docx
+++ b/klagomål/A 7107-2023 FSC-klagomål.docx
@@ -739,7 +739,7 @@
     <w:r>
       <w:tab/>
       <w:tab/>
-      <w:t>2026-10-19</w:t>
+      <w:t>2026-10-20</w:t>
       <w:br/>
       <w:br/>
     </w:r>

--- a/klagomål/A 7107-2023 FSC-klagomål.docx
+++ b/klagomål/A 7107-2023 FSC-klagomål.docx
@@ -739,7 +739,7 @@
     <w:r>
       <w:tab/>
       <w:tab/>
-      <w:t>2026-10-20</w:t>
+      <w:t>2026-10-21</w:t>
       <w:br/>
       <w:br/>
     </w:r>

--- a/klagomål/A 7107-2023 FSC-klagomål.docx
+++ b/klagomål/A 7107-2023 FSC-klagomål.docx
@@ -739,7 +739,7 @@
     <w:r>
       <w:tab/>
       <w:tab/>
-      <w:t>2026-10-21</w:t>
+      <w:t>2026-10-22</w:t>
       <w:br/>
       <w:br/>
     </w:r>

--- a/klagomål/A 7107-2023 FSC-klagomål.docx
+++ b/klagomål/A 7107-2023 FSC-klagomål.docx
@@ -739,7 +739,7 @@
     <w:r>
       <w:tab/>
       <w:tab/>
-      <w:t>2026-10-22</w:t>
+      <w:t>2026-10-23</w:t>
       <w:br/>
       <w:br/>
     </w:r>

--- a/klagomål/A 7107-2023 FSC-klagomål.docx
+++ b/klagomål/A 7107-2023 FSC-klagomål.docx
@@ -739,7 +739,7 @@
     <w:r>
       <w:tab/>
       <w:tab/>
-      <w:t>2026-10-23</w:t>
+      <w:t>2026-10-24</w:t>
       <w:br/>
       <w:br/>
     </w:r>

--- a/klagomål/A 7107-2023 FSC-klagomål.docx
+++ b/klagomål/A 7107-2023 FSC-klagomål.docx
@@ -739,7 +739,7 @@
     <w:r>
       <w:tab/>
       <w:tab/>
-      <w:t>2026-10-24</w:t>
+      <w:t>2026-10-25</w:t>
       <w:br/>
       <w:br/>
     </w:r>

--- a/klagomål/A 7107-2023 FSC-klagomål.docx
+++ b/klagomål/A 7107-2023 FSC-klagomål.docx
@@ -739,7 +739,7 @@
     <w:r>
       <w:tab/>
       <w:tab/>
-      <w:t>2026-10-25</w:t>
+      <w:t>2026-10-26</w:t>
       <w:br/>
       <w:br/>
     </w:r>

--- a/klagomål/A 7107-2023 FSC-klagomål.docx
+++ b/klagomål/A 7107-2023 FSC-klagomål.docx
@@ -739,7 +739,7 @@
     <w:r>
       <w:tab/>
       <w:tab/>
-      <w:t>2026-10-26</w:t>
+      <w:t>2026-10-27</w:t>
       <w:br/>
       <w:br/>
     </w:r>

--- a/klagomål/A 7107-2023 FSC-klagomål.docx
+++ b/klagomål/A 7107-2023 FSC-klagomål.docx
@@ -739,7 +739,7 @@
     <w:r>
       <w:tab/>
       <w:tab/>
-      <w:t>2026-10-27</w:t>
+      <w:t>2026-10-28</w:t>
       <w:br/>
       <w:br/>
     </w:r>

--- a/klagomål/A 7107-2023 FSC-klagomål.docx
+++ b/klagomål/A 7107-2023 FSC-klagomål.docx
@@ -739,7 +739,7 @@
     <w:r>
       <w:tab/>
       <w:tab/>
-      <w:t>2026-10-28</w:t>
+      <w:t>2026-10-29</w:t>
       <w:br/>
       <w:br/>
     </w:r>

--- a/klagomål/A 7107-2023 FSC-klagomål.docx
+++ b/klagomål/A 7107-2023 FSC-klagomål.docx
@@ -739,7 +739,7 @@
     <w:r>
       <w:tab/>
       <w:tab/>
-      <w:t>2026-10-29</w:t>
+      <w:t>2026-10-31</w:t>
       <w:br/>
       <w:br/>
     </w:r>
